--- a/assets/downloads/simulation-15/postsimulation-activity-2-oxygen-and-respiration.docx
+++ b/assets/downloads/simulation-15/postsimulation-activity-2-oxygen-and-respiration.docx
@@ -1,26 +1,18 @@
 
 <file path=word/document.xml><?xml version="1.0" encoding="utf-8"?>
-<w:document xmlns:wpc="http://schemas.microsoft.com/office/word/2010/wordprocessingCanvas" xmlns:cx="http://schemas.microsoft.com/office/drawing/2014/chartex" xmlns:cx1="http://schemas.microsoft.com/office/drawing/2015/9/8/chartex" xmlns:cx2="http://schemas.microsoft.com/office/drawing/2015/10/21/chartex" xmlns:cx3="http://schemas.microsoft.com/office/drawing/2016/5/9/chartex" xmlns:cx4="http://schemas.microsoft.com/office/drawing/2016/5/10/chartex" xmlns:cx5="http://schemas.microsoft.com/office/drawing/2016/5/11/chartex" xmlns:cx6="http://schemas.microsoft.com/office/drawing/2016/5/12/chartex" xmlns:cx7="http://schemas.microsoft.com/office/drawing/2016/5/13/chartex" xmlns:cx8="http://schemas.microsoft.com/office/drawing/2016/5/14/chartex" xmlns:mc="http://schemas.openxmlformats.org/markup-compatibility/2006" xmlns:aink="http://schemas.microsoft.com/office/drawing/2016/ink" xmlns:am3d="http://schemas.microsoft.com/office/drawing/2017/model3d" xmlns:o="urn:schemas-microsoft-com:office:office" xmlns:oel="http://schemas.microsoft.com/office/2019/extlst" xmlns:r="http://schemas.openxmlformats.org/officeDocument/2006/relationships" xmlns:m="http://schemas.openxmlformats.org/officeDocument/2006/math" xmlns:v="urn:schemas-microsoft-com:vml" xmlns:wp14="http://schemas.microsoft.com/office/word/2010/wordprocessingDrawing" xmlns:wp="http://schemas.openxmlformats.org/drawingml/2006/wordprocessingDrawing" xmlns:w10="urn:schemas-microsoft-com:office:word" xmlns:w="http://schemas.openxmlformats.org/wordprocessingml/2006/main" xmlns:w14="http://schemas.microsoft.com/office/word/2010/wordml" xmlns:w15="http://schemas.microsoft.com/office/word/2012/wordml" xmlns:w16cex="http://schemas.microsoft.com/office/word/2018/wordml/cex" xmlns:w16cid="http://schemas.microsoft.com/office/word/2016/wordml/cid" xmlns:w16="http://schemas.microsoft.com/office/word/2018/wordml" xmlns:w16du="http://schemas.microsoft.com/office/word/2023/wordml/word16du" xmlns:w16sdtdh="http://schemas.microsoft.com/office/word/2020/wordml/sdtdatahash" xmlns:w16sdtfl="http://schemas.microsoft.com/office/word/2024/wordml/sdtformatlock" xmlns:w16se="http://schemas.microsoft.com/office/word/2015/wordml/symex" xmlns:wpg="http://schemas.microsoft.com/office/word/2010/wordprocessingGroup" xmlns:wpi="http://schemas.microsoft.com/office/word/2010/wordprocessingInk" xmlns:wne="http://schemas.microsoft.com/office/word/2006/wordml" xmlns:wps="http://schemas.microsoft.com/office/word/2010/wordprocessingShape" mc:Ignorable="w14 w15 w16se w16cid w16 w16cex w16sdtdh w16sdtfl w16du wp14">
+<w:document xmlns:wpc="http://schemas.microsoft.com/office/word/2010/wordprocessingCanvas" xmlns:cx="http://schemas.microsoft.com/office/drawing/2014/chartex" xmlns:cx1="http://schemas.microsoft.com/office/drawing/2015/9/8/chartex" xmlns:cx2="http://schemas.microsoft.com/office/drawing/2015/10/21/chartex" xmlns:cx3="http://schemas.microsoft.com/office/drawing/2016/5/9/chartex" xmlns:cx4="http://schemas.microsoft.com/office/drawing/2016/5/10/chartex" xmlns:cx5="http://schemas.microsoft.com/office/drawing/2016/5/11/chartex" xmlns:cx6="http://schemas.microsoft.com/office/drawing/2016/5/12/chartex" xmlns:cx7="http://schemas.microsoft.com/office/drawing/2016/5/13/chartex" xmlns:cx8="http://schemas.microsoft.com/office/drawing/2016/5/14/chartex" xmlns:mc="http://schemas.openxmlformats.org/markup-compatibility/2006" xmlns:aink="http://schemas.microsoft.com/office/drawing/2016/ink" xmlns:am3d="http://schemas.microsoft.com/office/drawing/2017/model3d" xmlns:o="urn:schemas-microsoft-com:office:office" xmlns:oel="http://schemas.microsoft.com/office/2019/extlst" xmlns:r="http://schemas.openxmlformats.org/officeDocument/2006/relationships" xmlns:m="http://schemas.openxmlformats.org/officeDocument/2006/math" xmlns:v="urn:schemas-microsoft-com:vml" xmlns:wp14="http://schemas.microsoft.com/office/word/2010/wordprocessingDrawing" xmlns:wp="http://schemas.openxmlformats.org/drawingml/2006/wordprocessingDrawing" xmlns:w10="urn:schemas-microsoft-com:office:word" xmlns:w="http://schemas.openxmlformats.org/wordprocessingml/2006/main" xmlns:w14="http://schemas.microsoft.com/office/word/2010/wordml" xmlns:w15="http://schemas.microsoft.com/office/word/2012/wordml" xmlns:w16cei="http://schemas.microsoft.com/office/word/2026/wordml/cei" xmlns:w16cex="http://schemas.microsoft.com/office/word/2018/wordml/cex" xmlns:w16cid="http://schemas.microsoft.com/office/word/2016/wordml/cid" xmlns:w16="http://schemas.microsoft.com/office/word/2018/wordml" xmlns:w16du="http://schemas.microsoft.com/office/word/2023/wordml/word16du" xmlns:w16sdtdh="http://schemas.microsoft.com/office/word/2020/wordml/sdtdatahash" xmlns:w16sdtfl="http://schemas.microsoft.com/office/word/2024/wordml/sdtformatlock" xmlns:w16se="http://schemas.microsoft.com/office/word/2015/wordml/symex" xmlns:wpg="http://schemas.microsoft.com/office/word/2010/wordprocessingGroup" xmlns:wpi="http://schemas.microsoft.com/office/word/2010/wordprocessingInk" xmlns:wne="http://schemas.microsoft.com/office/word/2006/wordml" xmlns:wps="http://schemas.microsoft.com/office/word/2010/wordprocessingShape" mc:Ignorable="w14 w15 w16se w16cid w16 w16cex w16sdtdh w16sdtfl w16du wp14">
   <w:body>
     <w:p>
       <w:pPr>
         <w:pStyle w:val="Heading1"/>
-        <w:spacing w:line="480" w:lineRule="auto"/>
-        <w:rPr>
-          <w:color w:val="000000"/>
-        </w:rPr>
-      </w:pPr>
+      </w:pPr>
+      <w:proofErr w:type="spellStart"/>
       <w:r>
-        <w:rPr>
-          <w:color w:val="000000"/>
-        </w:rPr>
-        <w:t/>
+        <w:t>Postsimulation</w:t>
       </w:r>
+      <w:proofErr w:type="spellEnd"/>
       <w:r>
-        <w:rPr>
-          <w:color w:val="000000"/>
-        </w:rPr>
-        <w:t>Postsimulation Activity 2: Oxygen and Respiration</w:t>
+        <w:t xml:space="preserve"> Activity 2: Oxygen and Respiration</w:t>
       </w:r>
     </w:p>
     <w:p>
@@ -78,17 +70,20 @@
         <w:tblLook w:val="04A0" w:firstRow="1" w:lastRow="0" w:firstColumn="1" w:lastColumn="0" w:noHBand="0" w:noVBand="1"/>
       </w:tblPr>
       <w:tblGrid>
-        <w:gridCol w:w="2160"/>
-        <w:gridCol w:w="450"/>
-        <w:gridCol w:w="558"/>
-        <w:gridCol w:w="450"/>
-        <w:gridCol w:w="2667"/>
-        <w:gridCol w:w="450"/>
+        <w:gridCol w:w="2291"/>
+        <w:gridCol w:w="478"/>
+        <w:gridCol w:w="591"/>
+        <w:gridCol w:w="478"/>
+        <w:gridCol w:w="2828"/>
+        <w:gridCol w:w="478"/>
       </w:tblGrid>
       <w:tr>
+        <w:trPr>
+          <w:trHeight w:val="578"/>
+        </w:trPr>
         <w:tc>
           <w:tcPr>
-            <w:tcW w:w="2610" w:type="dxa"/>
+            <w:tcW w:w="2769" w:type="dxa"/>
             <w:gridSpan w:val="2"/>
             <w:tcBorders>
               <w:top w:val="nil"/>
@@ -141,7 +136,7 @@
         </w:tc>
         <w:tc>
           <w:tcPr>
-            <w:tcW w:w="1008" w:type="dxa"/>
+            <w:tcW w:w="1069" w:type="dxa"/>
             <w:gridSpan w:val="2"/>
             <w:tcBorders>
               <w:top w:val="nil"/>
@@ -174,7 +169,7 @@
         </w:tc>
         <w:tc>
           <w:tcPr>
-            <w:tcW w:w="3117" w:type="dxa"/>
+            <w:tcW w:w="3306" w:type="dxa"/>
             <w:gridSpan w:val="2"/>
             <w:tcBorders>
               <w:top w:val="nil"/>
@@ -216,11 +211,12 @@
       <w:tr>
         <w:trPr>
           <w:gridAfter w:val="1"/>
-          <w:wAfter w:w="450" w:type="dxa"/>
+          <w:wAfter w:w="478" w:type="dxa"/>
+          <w:trHeight w:val="578"/>
         </w:trPr>
         <w:tc>
           <w:tcPr>
-            <w:tcW w:w="2160" w:type="dxa"/>
+            <w:tcW w:w="2291" w:type="dxa"/>
             <w:tcBorders>
               <w:top w:val="nil"/>
               <w:left w:val="nil"/>
@@ -272,7 +268,7 @@
         </w:tc>
         <w:tc>
           <w:tcPr>
-            <w:tcW w:w="1008" w:type="dxa"/>
+            <w:tcW w:w="1069" w:type="dxa"/>
             <w:gridSpan w:val="2"/>
             <w:tcBorders>
               <w:left w:val="nil"/>
@@ -304,7 +300,7 @@
         </w:tc>
         <w:tc>
           <w:tcPr>
-            <w:tcW w:w="3117" w:type="dxa"/>
+            <w:tcW w:w="3306" w:type="dxa"/>
             <w:gridSpan w:val="2"/>
             <w:tcBorders>
               <w:top w:val="nil"/>
@@ -537,6 +533,9 @@
         <w:gridCol w:w="432"/>
       </w:tblGrid>
       <w:tr>
+        <w:trPr>
+          <w:trHeight w:val="558"/>
+        </w:trPr>
         <w:tc>
           <w:tcPr>
             <w:tcW w:w="2592" w:type="dxa"/>
@@ -761,7 +760,7 @@
               <w:rPr>
                 <w:color w:val="000000"/>
               </w:rPr>
-              <w:t xml:space="preserve"> =</w:t>
+              <w:t>=</w:t>
             </w:r>
           </w:p>
         </w:tc>
@@ -905,6 +904,7 @@
         <w:trPr>
           <w:gridAfter w:val="2"/>
           <w:wAfter w:w="576" w:type="dxa"/>
+          <w:trHeight w:val="539"/>
         </w:trPr>
         <w:tc>
           <w:tcPr>
@@ -1117,13 +1117,13 @@
         <w:tblLook w:val="04A0" w:firstRow="1" w:lastRow="0" w:firstColumn="1" w:lastColumn="0" w:noHBand="0" w:noVBand="1"/>
       </w:tblPr>
       <w:tblGrid>
-        <w:gridCol w:w="2065"/>
-        <w:gridCol w:w="1080"/>
-        <w:gridCol w:w="1350"/>
-        <w:gridCol w:w="1170"/>
-        <w:gridCol w:w="1350"/>
-        <w:gridCol w:w="990"/>
-        <w:gridCol w:w="1345"/>
+        <w:gridCol w:w="2058"/>
+        <w:gridCol w:w="1079"/>
+        <w:gridCol w:w="1342"/>
+        <w:gridCol w:w="1203"/>
+        <w:gridCol w:w="1342"/>
+        <w:gridCol w:w="989"/>
+        <w:gridCol w:w="1337"/>
       </w:tblGrid>
       <w:tr>
         <w:trPr>
@@ -1146,6 +1146,7 @@
                 <w:color w:val="000000"/>
                 <w:sz w:val="24"/>
               </w:rPr>
+              <w:lastRenderedPageBreak/>
               <w:t>Lung sounds front</w:t>
             </w:r>
           </w:p>
@@ -1684,7 +1685,6 @@
         <w:rPr>
           <w:color w:val="000000"/>
         </w:rPr>
-        <w:lastRenderedPageBreak/>
         <w:t>What is a ventilation problem, and what might cause it?</w:t>
       </w:r>
     </w:p>
@@ -1729,7 +1729,21 @@
         <w:rPr>
           <w:color w:val="000000"/>
         </w:rPr>
-        <w:t>What is a respiration problem, and what might cause it?</w:t>
+        <w:t xml:space="preserve">What is </w:t>
+      </w:r>
+      <w:proofErr w:type="gramStart"/>
+      <w:r>
+        <w:rPr>
+          <w:color w:val="000000"/>
+        </w:rPr>
+        <w:t>a respiration</w:t>
+      </w:r>
+      <w:proofErr w:type="gramEnd"/>
+      <w:r>
+        <w:rPr>
+          <w:color w:val="000000"/>
+        </w:rPr>
+        <w:t xml:space="preserve"> problem, and what might cause it?</w:t>
       </w:r>
     </w:p>
     <w:sectPr>
@@ -1743,31 +1757,88 @@
 </w:document>
 </file>
 
+<file path=word/endnotes.xml><?xml version="1.0" encoding="utf-8"?>
+<w:endnotes xmlns:wpc="http://schemas.microsoft.com/office/word/2010/wordprocessingCanvas" xmlns:cx="http://schemas.microsoft.com/office/drawing/2014/chartex" xmlns:cx1="http://schemas.microsoft.com/office/drawing/2015/9/8/chartex" xmlns:cx2="http://schemas.microsoft.com/office/drawing/2015/10/21/chartex" xmlns:cx3="http://schemas.microsoft.com/office/drawing/2016/5/9/chartex" xmlns:cx4="http://schemas.microsoft.com/office/drawing/2016/5/10/chartex" xmlns:cx5="http://schemas.microsoft.com/office/drawing/2016/5/11/chartex" xmlns:cx6="http://schemas.microsoft.com/office/drawing/2016/5/12/chartex" xmlns:cx7="http://schemas.microsoft.com/office/drawing/2016/5/13/chartex" xmlns:cx8="http://schemas.microsoft.com/office/drawing/2016/5/14/chartex" xmlns:mc="http://schemas.openxmlformats.org/markup-compatibility/2006" xmlns:aink="http://schemas.microsoft.com/office/drawing/2016/ink" xmlns:am3d="http://schemas.microsoft.com/office/drawing/2017/model3d" xmlns:o="urn:schemas-microsoft-com:office:office" xmlns:oel="http://schemas.microsoft.com/office/2019/extlst" xmlns:r="http://schemas.openxmlformats.org/officeDocument/2006/relationships" xmlns:m="http://schemas.openxmlformats.org/officeDocument/2006/math" xmlns:v="urn:schemas-microsoft-com:vml" xmlns:wp14="http://schemas.microsoft.com/office/word/2010/wordprocessingDrawing" xmlns:wp="http://schemas.openxmlformats.org/drawingml/2006/wordprocessingDrawing" xmlns:w10="urn:schemas-microsoft-com:office:word" xmlns:w="http://schemas.openxmlformats.org/wordprocessingml/2006/main" xmlns:w14="http://schemas.microsoft.com/office/word/2010/wordml" xmlns:w15="http://schemas.microsoft.com/office/word/2012/wordml" xmlns:w16cei="http://schemas.microsoft.com/office/word/2026/wordml/cei" xmlns:w16cex="http://schemas.microsoft.com/office/word/2018/wordml/cex" xmlns:w16cid="http://schemas.microsoft.com/office/word/2016/wordml/cid" xmlns:w16="http://schemas.microsoft.com/office/word/2018/wordml" xmlns:w16du="http://schemas.microsoft.com/office/word/2023/wordml/word16du" xmlns:w16sdtdh="http://schemas.microsoft.com/office/word/2020/wordml/sdtdatahash" xmlns:w16sdtfl="http://schemas.microsoft.com/office/word/2024/wordml/sdtformatlock" xmlns:w16se="http://schemas.microsoft.com/office/word/2015/wordml/symex" xmlns:wpg="http://schemas.microsoft.com/office/word/2010/wordprocessingGroup" xmlns:wpi="http://schemas.microsoft.com/office/word/2010/wordprocessingInk" xmlns:wne="http://schemas.microsoft.com/office/word/2006/wordml" xmlns:wps="http://schemas.microsoft.com/office/word/2010/wordprocessingShape" mc:Ignorable="w14 w15 w16se w16cid w16 w16cex w16sdtdh w16sdtfl w16du wp14">
+  <w:endnote w:type="separator" w:id="-1">
+    <w:p>
+      <w:r>
+        <w:separator/>
+      </w:r>
+    </w:p>
+  </w:endnote>
+  <w:endnote w:type="continuationSeparator" w:id="0">
+    <w:p>
+      <w:r>
+        <w:continuationSeparator/>
+      </w:r>
+    </w:p>
+  </w:endnote>
+</w:endnotes>
+</file>
+
 <file path=word/footer1.xml><?xml version="1.0" encoding="utf-8"?>
-<w:ftr xmlns:m="http://schemas.openxmlformats.org/officeDocument/2006/math" xmlns:mc="http://schemas.openxmlformats.org/markup-compatibility/2006" xmlns:mo="http://schemas.microsoft.com/office/mac/office/2008/main" xmlns:mv="urn:schemas-microsoft-com:mac:vml" xmlns:o="urn:schemas-microsoft-com:office:office" xmlns:r="http://schemas.openxmlformats.org/officeDocument/2006/relationships" xmlns:v="urn:schemas-microsoft-com:vml" xmlns:w10="urn:schemas-microsoft-com:office:word" xmlns:w14="http://schemas.microsoft.com/office/word/2010/wordml" xmlns:w="http://schemas.openxmlformats.org/wordprocessingml/2006/main" xmlns:wne="http://schemas.microsoft.com/office/word/2006/wordml" xmlns:wp14="http://schemas.microsoft.com/office/word/2010/wordprocessingDrawing" xmlns:wp="http://schemas.openxmlformats.org/drawingml/2006/wordprocessingDrawing" xmlns:wpc="http://schemas.microsoft.com/office/word/2010/wordprocessingCanvas" xmlns:wpg="http://schemas.microsoft.com/office/word/2010/wordprocessingGroup" xmlns:wpi="http://schemas.microsoft.com/office/word/2010/wordprocessingInk" xmlns:wps="http://schemas.microsoft.com/office/word/2010/wordprocessingShape" mc:Ignorable="w14 wp14">
+<w:ftr xmlns:wpc="http://schemas.microsoft.com/office/word/2010/wordprocessingCanvas" xmlns:cx="http://schemas.microsoft.com/office/drawing/2014/chartex" xmlns:cx1="http://schemas.microsoft.com/office/drawing/2015/9/8/chartex" xmlns:cx2="http://schemas.microsoft.com/office/drawing/2015/10/21/chartex" xmlns:cx3="http://schemas.microsoft.com/office/drawing/2016/5/9/chartex" xmlns:cx4="http://schemas.microsoft.com/office/drawing/2016/5/10/chartex" xmlns:cx5="http://schemas.microsoft.com/office/drawing/2016/5/11/chartex" xmlns:cx6="http://schemas.microsoft.com/office/drawing/2016/5/12/chartex" xmlns:cx7="http://schemas.microsoft.com/office/drawing/2016/5/13/chartex" xmlns:cx8="http://schemas.microsoft.com/office/drawing/2016/5/14/chartex" xmlns:mc="http://schemas.openxmlformats.org/markup-compatibility/2006" xmlns:aink="http://schemas.microsoft.com/office/drawing/2016/ink" xmlns:am3d="http://schemas.microsoft.com/office/drawing/2017/model3d" xmlns:o="urn:schemas-microsoft-com:office:office" xmlns:oel="http://schemas.microsoft.com/office/2019/extlst" xmlns:r="http://schemas.openxmlformats.org/officeDocument/2006/relationships" xmlns:m="http://schemas.openxmlformats.org/officeDocument/2006/math" xmlns:v="urn:schemas-microsoft-com:vml" xmlns:wp14="http://schemas.microsoft.com/office/word/2010/wordprocessingDrawing" xmlns:wp="http://schemas.openxmlformats.org/drawingml/2006/wordprocessingDrawing" xmlns:w10="urn:schemas-microsoft-com:office:word" xmlns:w="http://schemas.openxmlformats.org/wordprocessingml/2006/main" xmlns:w14="http://schemas.microsoft.com/office/word/2010/wordml" xmlns:w15="http://schemas.microsoft.com/office/word/2012/wordml" xmlns:w16cei="http://schemas.microsoft.com/office/word/2026/wordml/cei" xmlns:w16cex="http://schemas.microsoft.com/office/word/2018/wordml/cex" xmlns:w16cid="http://schemas.microsoft.com/office/word/2016/wordml/cid" xmlns:w16="http://schemas.microsoft.com/office/word/2018/wordml" xmlns:w16du="http://schemas.microsoft.com/office/word/2023/wordml/word16du" xmlns:w16sdtdh="http://schemas.microsoft.com/office/word/2020/wordml/sdtdatahash" xmlns:w16sdtfl="http://schemas.microsoft.com/office/word/2024/wordml/sdtformatlock" xmlns:w16se="http://schemas.microsoft.com/office/word/2015/wordml/symex" xmlns:wpg="http://schemas.microsoft.com/office/word/2010/wordprocessingGroup" xmlns:wpi="http://schemas.microsoft.com/office/word/2010/wordprocessingInk" xmlns:wne="http://schemas.microsoft.com/office/word/2006/wordml" xmlns:wps="http://schemas.microsoft.com/office/word/2010/wordprocessingShape" mc:Ignorable="w14 w15 w16se w16cid w16 w16cex w16sdtdh w16sdtfl w16du wp14">
   <w:p>
-    <w:pPr>
-      <w:pStyle w:val="Footer"/>
-      <w:jc w:val="left"/>
-    </w:pPr>
     <w:r>
+      <w:rPr>
+        <w:sz w:val="18"/>
+      </w:rPr>
       <w:t xml:space="preserve">From J.M. Larson and H.L. Stedge, </w:t>
     </w:r>
     <w:r>
       <w:rPr>
         <w:i/>
-      </w:rPr>
-      <w:t>Clinical Simulations for the Athletic Trainer HKPropel Access</w:t>
+        <w:sz w:val="18"/>
+      </w:rPr>
+      <w:t xml:space="preserve">Clinical Simulations for the Athletic Trainer </w:t>
+    </w:r>
+    <w:proofErr w:type="spellStart"/>
+    <w:r>
+      <w:rPr>
+        <w:i/>
+        <w:sz w:val="18"/>
+      </w:rPr>
+      <w:t>HKPropel</w:t>
+    </w:r>
+    <w:proofErr w:type="spellEnd"/>
+    <w:r>
+      <w:rPr>
+        <w:i/>
+        <w:sz w:val="18"/>
+      </w:rPr>
+      <w:t xml:space="preserve"> Access</w:t>
     </w:r>
     <w:r>
+      <w:rPr>
+        <w:sz w:val="18"/>
+      </w:rPr>
       <w:t xml:space="preserve"> (Human Kinetics, 2027).</w:t>
     </w:r>
   </w:p>
 </w:ftr>
 </file>
 
+<file path=word/footnotes.xml><?xml version="1.0" encoding="utf-8"?>
+<w:footnotes xmlns:wpc="http://schemas.microsoft.com/office/word/2010/wordprocessingCanvas" xmlns:cx="http://schemas.microsoft.com/office/drawing/2014/chartex" xmlns:cx1="http://schemas.microsoft.com/office/drawing/2015/9/8/chartex" xmlns:cx2="http://schemas.microsoft.com/office/drawing/2015/10/21/chartex" xmlns:cx3="http://schemas.microsoft.com/office/drawing/2016/5/9/chartex" xmlns:cx4="http://schemas.microsoft.com/office/drawing/2016/5/10/chartex" xmlns:cx5="http://schemas.microsoft.com/office/drawing/2016/5/11/chartex" xmlns:cx6="http://schemas.microsoft.com/office/drawing/2016/5/12/chartex" xmlns:cx7="http://schemas.microsoft.com/office/drawing/2016/5/13/chartex" xmlns:cx8="http://schemas.microsoft.com/office/drawing/2016/5/14/chartex" xmlns:mc="http://schemas.openxmlformats.org/markup-compatibility/2006" xmlns:aink="http://schemas.microsoft.com/office/drawing/2016/ink" xmlns:am3d="http://schemas.microsoft.com/office/drawing/2017/model3d" xmlns:o="urn:schemas-microsoft-com:office:office" xmlns:oel="http://schemas.microsoft.com/office/2019/extlst" xmlns:r="http://schemas.openxmlformats.org/officeDocument/2006/relationships" xmlns:m="http://schemas.openxmlformats.org/officeDocument/2006/math" xmlns:v="urn:schemas-microsoft-com:vml" xmlns:wp14="http://schemas.microsoft.com/office/word/2010/wordprocessingDrawing" xmlns:wp="http://schemas.openxmlformats.org/drawingml/2006/wordprocessingDrawing" xmlns:w10="urn:schemas-microsoft-com:office:word" xmlns:w="http://schemas.openxmlformats.org/wordprocessingml/2006/main" xmlns:w14="http://schemas.microsoft.com/office/word/2010/wordml" xmlns:w15="http://schemas.microsoft.com/office/word/2012/wordml" xmlns:w16cei="http://schemas.microsoft.com/office/word/2026/wordml/cei" xmlns:w16cex="http://schemas.microsoft.com/office/word/2018/wordml/cex" xmlns:w16cid="http://schemas.microsoft.com/office/word/2016/wordml/cid" xmlns:w16="http://schemas.microsoft.com/office/word/2018/wordml" xmlns:w16du="http://schemas.microsoft.com/office/word/2023/wordml/word16du" xmlns:w16sdtdh="http://schemas.microsoft.com/office/word/2020/wordml/sdtdatahash" xmlns:w16sdtfl="http://schemas.microsoft.com/office/word/2024/wordml/sdtformatlock" xmlns:w16se="http://schemas.microsoft.com/office/word/2015/wordml/symex" xmlns:wpg="http://schemas.microsoft.com/office/word/2010/wordprocessingGroup" xmlns:wpi="http://schemas.microsoft.com/office/word/2010/wordprocessingInk" xmlns:wne="http://schemas.microsoft.com/office/word/2006/wordml" xmlns:wps="http://schemas.microsoft.com/office/word/2010/wordprocessingShape" mc:Ignorable="w14 w15 w16se w16cid w16 w16cex w16sdtdh w16sdtfl w16du wp14">
+  <w:footnote w:type="separator" w:id="-1">
+    <w:p>
+      <w:r>
+        <w:separator/>
+      </w:r>
+    </w:p>
+  </w:footnote>
+  <w:footnote w:type="continuationSeparator" w:id="0">
+    <w:p>
+      <w:r>
+        <w:continuationSeparator/>
+      </w:r>
+    </w:p>
+  </w:footnote>
+</w:footnotes>
+</file>
+
 <file path=word/numbering.xml><?xml version="1.0" encoding="utf-8"?>
-<w:numbering xmlns:wpc="http://schemas.microsoft.com/office/word/2010/wordprocessingCanvas" xmlns:cx="http://schemas.microsoft.com/office/drawing/2014/chartex" xmlns:cx1="http://schemas.microsoft.com/office/drawing/2015/9/8/chartex" xmlns:cx2="http://schemas.microsoft.com/office/drawing/2015/10/21/chartex" xmlns:cx3="http://schemas.microsoft.com/office/drawing/2016/5/9/chartex" xmlns:cx4="http://schemas.microsoft.com/office/drawing/2016/5/10/chartex" xmlns:cx5="http://schemas.microsoft.com/office/drawing/2016/5/11/chartex" xmlns:cx6="http://schemas.microsoft.com/office/drawing/2016/5/12/chartex" xmlns:cx7="http://schemas.microsoft.com/office/drawing/2016/5/13/chartex" xmlns:cx8="http://schemas.microsoft.com/office/drawing/2016/5/14/chartex" xmlns:mc="http://schemas.openxmlformats.org/markup-compatibility/2006" xmlns:aink="http://schemas.microsoft.com/office/drawing/2016/ink" xmlns:am3d="http://schemas.microsoft.com/office/drawing/2017/model3d" xmlns:o="urn:schemas-microsoft-com:office:office" xmlns:oel="http://schemas.microsoft.com/office/2019/extlst" xmlns:r="http://schemas.openxmlformats.org/officeDocument/2006/relationships" xmlns:m="http://schemas.openxmlformats.org/officeDocument/2006/math" xmlns:v="urn:schemas-microsoft-com:vml" xmlns:wp14="http://schemas.microsoft.com/office/word/2010/wordprocessingDrawing" xmlns:wp="http://schemas.openxmlformats.org/drawingml/2006/wordprocessingDrawing" xmlns:w10="urn:schemas-microsoft-com:office:word" xmlns:w="http://schemas.openxmlformats.org/wordprocessingml/2006/main" xmlns:w14="http://schemas.microsoft.com/office/word/2010/wordml" xmlns:w15="http://schemas.microsoft.com/office/word/2012/wordml" xmlns:w16cex="http://schemas.microsoft.com/office/word/2018/wordml/cex" xmlns:w16cid="http://schemas.microsoft.com/office/word/2016/wordml/cid" xmlns:w16="http://schemas.microsoft.com/office/word/2018/wordml" xmlns:w16du="http://schemas.microsoft.com/office/word/2023/wordml/word16du" xmlns:w16sdtdh="http://schemas.microsoft.com/office/word/2020/wordml/sdtdatahash" xmlns:w16sdtfl="http://schemas.microsoft.com/office/word/2024/wordml/sdtformatlock" xmlns:w16se="http://schemas.microsoft.com/office/word/2015/wordml/symex" xmlns:wpg="http://schemas.microsoft.com/office/word/2010/wordprocessingGroup" xmlns:wpi="http://schemas.microsoft.com/office/word/2010/wordprocessingInk" xmlns:wne="http://schemas.microsoft.com/office/word/2006/wordml" xmlns:wps="http://schemas.microsoft.com/office/word/2010/wordprocessingShape" mc:Ignorable="w14 w15 w16se w16cid w16 w16cex w16sdtdh w16sdtfl w16du wp14">
+<w:numbering xmlns:wpc="http://schemas.microsoft.com/office/word/2010/wordprocessingCanvas" xmlns:cx="http://schemas.microsoft.com/office/drawing/2014/chartex" xmlns:cx1="http://schemas.microsoft.com/office/drawing/2015/9/8/chartex" xmlns:cx2="http://schemas.microsoft.com/office/drawing/2015/10/21/chartex" xmlns:cx3="http://schemas.microsoft.com/office/drawing/2016/5/9/chartex" xmlns:cx4="http://schemas.microsoft.com/office/drawing/2016/5/10/chartex" xmlns:cx5="http://schemas.microsoft.com/office/drawing/2016/5/11/chartex" xmlns:cx6="http://schemas.microsoft.com/office/drawing/2016/5/12/chartex" xmlns:cx7="http://schemas.microsoft.com/office/drawing/2016/5/13/chartex" xmlns:cx8="http://schemas.microsoft.com/office/drawing/2016/5/14/chartex" xmlns:mc="http://schemas.openxmlformats.org/markup-compatibility/2006" xmlns:aink="http://schemas.microsoft.com/office/drawing/2016/ink" xmlns:am3d="http://schemas.microsoft.com/office/drawing/2017/model3d" xmlns:o="urn:schemas-microsoft-com:office:office" xmlns:oel="http://schemas.microsoft.com/office/2019/extlst" xmlns:r="http://schemas.openxmlformats.org/officeDocument/2006/relationships" xmlns:m="http://schemas.openxmlformats.org/officeDocument/2006/math" xmlns:v="urn:schemas-microsoft-com:vml" xmlns:wp14="http://schemas.microsoft.com/office/word/2010/wordprocessingDrawing" xmlns:wp="http://schemas.openxmlformats.org/drawingml/2006/wordprocessingDrawing" xmlns:w10="urn:schemas-microsoft-com:office:word" xmlns:w="http://schemas.openxmlformats.org/wordprocessingml/2006/main" xmlns:w14="http://schemas.microsoft.com/office/word/2010/wordml" xmlns:w15="http://schemas.microsoft.com/office/word/2012/wordml" xmlns:w16cei="http://schemas.microsoft.com/office/word/2026/wordml/cei" xmlns:w16cex="http://schemas.microsoft.com/office/word/2018/wordml/cex" xmlns:w16cid="http://schemas.microsoft.com/office/word/2016/wordml/cid" xmlns:w16="http://schemas.microsoft.com/office/word/2018/wordml" xmlns:w16du="http://schemas.microsoft.com/office/word/2023/wordml/word16du" xmlns:w16sdtdh="http://schemas.microsoft.com/office/word/2020/wordml/sdtdatahash" xmlns:w16sdtfl="http://schemas.microsoft.com/office/word/2024/wordml/sdtformatlock" xmlns:w16se="http://schemas.microsoft.com/office/word/2015/wordml/symex" xmlns:wpg="http://schemas.microsoft.com/office/word/2010/wordprocessingGroup" xmlns:wpi="http://schemas.microsoft.com/office/word/2010/wordprocessingInk" xmlns:wne="http://schemas.microsoft.com/office/word/2006/wordml" xmlns:wps="http://schemas.microsoft.com/office/word/2010/wordprocessingShape" mc:Ignorable="w14 w15 w16se w16cid w16 w16cex w16sdtdh w16sdtfl w16du wp14">
   <w:abstractNum w:abstractNumId="0" w15:restartNumberingAfterBreak="0">
     <w:nsid w:val="965EB447"/>
     <w:multiLevelType w:val="hybridMultilevel"/>
@@ -5878,7 +5949,7 @@
     <w:qFormat/>
     <w:rsid w:val="00F9502C"/>
     <w:rPr>
-      <w:rFonts w:ascii="Times New Roman" w:eastAsia="Times New Roman" w:hAnsi="Times New Roman" w:cs="Times New Roman"/>
+      <w:rFonts w:ascii="Aptos" w:eastAsia="Aptos" w:hAnsi="Aptos" w:cs="Aptos"/>
       <w:kern w:val="0"/>
       <w14:ligatures w14:val="none"/>
     </w:rPr>
@@ -5923,7 +5994,7 @@
     <w:rPr>
       <w:rFonts w:asciiTheme="majorHAnsi" w:eastAsiaTheme="majorEastAsia" w:hAnsiTheme="majorHAnsi" w:cstheme="majorBidi"/>
       <w:color w:val="0F4761" w:themeColor="accent1" w:themeShade="BF"/>
-      <w:sz w:val="32"/>
+      <w:sz w:val="40"/>
       <w:szCs w:val="32"/>
     </w:rPr>
   </w:style>
@@ -5946,7 +6017,7 @@
     <w:rPr>
       <w:rFonts w:eastAsiaTheme="majorEastAsia" w:cstheme="majorBidi"/>
       <w:color w:val="0F4761" w:themeColor="accent1" w:themeShade="BF"/>
-      <w:sz w:val="28"/>
+      <w:sz w:val="40"/>
       <w:szCs w:val="28"/>
     </w:rPr>
   </w:style>
@@ -5971,6 +6042,7 @@
       <w:i/>
       <w:iCs/>
       <w:color w:val="0F4761" w:themeColor="accent1" w:themeShade="BF"/>
+      <w:sz w:val="40"/>
     </w:rPr>
   </w:style>
   <w:style w:type="paragraph" w:styleId="Heading5">
@@ -5992,6 +6064,7 @@
     <w:rPr>
       <w:rFonts w:eastAsiaTheme="majorEastAsia" w:cstheme="majorBidi"/>
       <w:color w:val="0F4761" w:themeColor="accent1" w:themeShade="BF"/>
+      <w:sz w:val="40"/>
     </w:rPr>
   </w:style>
   <w:style w:type="paragraph" w:styleId="Heading6">
@@ -6015,6 +6088,7 @@
       <w:i/>
       <w:iCs/>
       <w:color w:val="595959" w:themeColor="text1" w:themeTint="A6"/>
+      <w:sz w:val="40"/>
     </w:rPr>
   </w:style>
   <w:style w:type="paragraph" w:styleId="Heading7">
@@ -6036,6 +6110,7 @@
     <w:rPr>
       <w:rFonts w:eastAsiaTheme="majorEastAsia" w:cstheme="majorBidi"/>
       <w:color w:val="595959" w:themeColor="text1" w:themeTint="A6"/>
+      <w:sz w:val="40"/>
     </w:rPr>
   </w:style>
   <w:style w:type="paragraph" w:styleId="Heading8">
@@ -6058,6 +6133,7 @@
       <w:i/>
       <w:iCs/>
       <w:color w:val="272727" w:themeColor="text1" w:themeTint="D8"/>
+      <w:sz w:val="40"/>
     </w:rPr>
   </w:style>
   <w:style w:type="paragraph" w:styleId="Heading9">
@@ -6078,6 +6154,7 @@
     <w:rPr>
       <w:rFonts w:eastAsiaTheme="majorEastAsia" w:cstheme="majorBidi"/>
       <w:color w:val="272727" w:themeColor="text1" w:themeTint="D8"/>
+      <w:sz w:val="40"/>
     </w:rPr>
   </w:style>
   <w:style w:type="character" w:default="1" w:styleId="DefaultParagraphFont">

--- a/assets/downloads/simulation-15/postsimulation-activity-2-oxygen-and-respiration.docx
+++ b/assets/downloads/simulation-15/postsimulation-activity-2-oxygen-and-respiration.docx
@@ -5,18 +5,6 @@
     <w:p>
       <w:pPr>
         <w:pStyle w:val="Heading1"/>
-      </w:pPr>
-      <w:proofErr w:type="spellStart"/>
-      <w:r>
-        <w:t>Postsimulation</w:t>
-      </w:r>
-      <w:proofErr w:type="spellEnd"/>
-      <w:r>
-        <w:t xml:space="preserve"> Activity 2: Oxygen and Respiration</w:t>
-      </w:r>
-    </w:p>
-    <w:p>
-      <w:pPr>
         <w:spacing w:line="480" w:lineRule="auto"/>
         <w:rPr>
           <w:color w:val="000000"/>
@@ -24,8 +12,36 @@
       </w:pPr>
       <w:r>
         <w:rPr>
+          <w:rFonts w:ascii="Aptos" w:hAnsi="Aptos" w:eastAsia="Aptos" w:cs="Aptos"/>
+          <w:color w:val="000000"/>
+          <w:sz w:val="40"/>
+          <w:szCs w:val="40"/>
+        </w:rPr>
+        <w:t/>
+      </w:r>
+      <w:r>
+        <w:rPr>
+          <w:rFonts w:ascii="Aptos" w:hAnsi="Aptos" w:eastAsia="Aptos" w:cs="Aptos"/>
+          <w:color w:val="000000"/>
+          <w:sz w:val="40"/>
+          <w:szCs w:val="40"/>
+        </w:rPr>
+        <w:t>Postsimulation Activity 2: Oxygen and Respiration</w:t>
+      </w:r>
+    </w:p>
+    <w:p>
+      <w:pPr>
+        <w:spacing w:line="480" w:lineRule="auto"/>
+        <w:rPr>
           <w:color w:val="000000"/>
         </w:rPr>
+      </w:pPr>
+      <w:r>
+        <w:rPr>
+          <w:rFonts w:ascii="Aptos" w:hAnsi="Aptos" w:eastAsia="Aptos" w:cs="Aptos"/>
+          <w:color w:val="000000"/>
+        </w:rPr>
+        <w:lastRenderedPageBreak/>
         <w:t>Working with a partner, take each other’s vital signs and then respond to the following questions:</w:t>
       </w:r>
     </w:p>
@@ -42,6 +58,7 @@
       </w:pPr>
       <w:r>
         <w:rPr>
+          <w:rFonts w:ascii="Aptos" w:hAnsi="Aptos" w:eastAsia="Aptos" w:cs="Aptos"/>
           <w:b/>
           <w:bCs/>
           <w:color w:val="000000"/>
@@ -52,6 +69,7 @@
       </w:r>
       <w:r>
         <w:rPr>
+          <w:rFonts w:ascii="Aptos" w:hAnsi="Aptos" w:eastAsia="Aptos" w:cs="Aptos"/>
           <w:b/>
           <w:bCs/>
           <w:color w:val="000000"/>
@@ -70,20 +88,17 @@
         <w:tblLook w:val="04A0" w:firstRow="1" w:lastRow="0" w:firstColumn="1" w:lastColumn="0" w:noHBand="0" w:noVBand="1"/>
       </w:tblPr>
       <w:tblGrid>
-        <w:gridCol w:w="2291"/>
-        <w:gridCol w:w="478"/>
-        <w:gridCol w:w="591"/>
-        <w:gridCol w:w="478"/>
-        <w:gridCol w:w="2828"/>
-        <w:gridCol w:w="478"/>
+        <w:gridCol w:w="2160"/>
+        <w:gridCol w:w="450"/>
+        <w:gridCol w:w="558"/>
+        <w:gridCol w:w="450"/>
+        <w:gridCol w:w="2667"/>
+        <w:gridCol w:w="450"/>
       </w:tblGrid>
       <w:tr>
-        <w:trPr>
-          <w:trHeight w:val="578"/>
-        </w:trPr>
         <w:tc>
           <w:tcPr>
-            <w:tcW w:w="2769" w:type="dxa"/>
+            <w:tcW w:w="2610" w:type="dxa"/>
             <w:gridSpan w:val="2"/>
             <w:tcBorders>
               <w:top w:val="nil"/>
@@ -115,12 +130,14 @@
             </w:pPr>
             <w:r>
               <w:rPr>
+                <w:rFonts w:ascii="Aptos" w:hAnsi="Aptos" w:eastAsia="Aptos" w:cs="Aptos"/>
                 <w:color w:val="000000"/>
               </w:rPr>
               <w:t>SpO</w:t>
             </w:r>
             <w:r>
               <w:rPr>
+                <w:rFonts w:ascii="Aptos" w:hAnsi="Aptos" w:eastAsia="Aptos" w:cs="Aptos"/>
                 <w:color w:val="000000"/>
                 <w:vertAlign w:val="subscript"/>
               </w:rPr>
@@ -128,6 +145,7 @@
             </w:r>
             <w:r>
               <w:rPr>
+                <w:rFonts w:ascii="Aptos" w:hAnsi="Aptos" w:eastAsia="Aptos" w:cs="Aptos"/>
                 <w:color w:val="000000"/>
               </w:rPr>
               <w:t xml:space="preserve"> reading (fingertip) =</w:t>
@@ -136,7 +154,7 @@
         </w:tc>
         <w:tc>
           <w:tcPr>
-            <w:tcW w:w="1069" w:type="dxa"/>
+            <w:tcW w:w="1008" w:type="dxa"/>
             <w:gridSpan w:val="2"/>
             <w:tcBorders>
               <w:top w:val="nil"/>
@@ -169,7 +187,7 @@
         </w:tc>
         <w:tc>
           <w:tcPr>
-            <w:tcW w:w="3306" w:type="dxa"/>
+            <w:tcW w:w="3117" w:type="dxa"/>
             <w:gridSpan w:val="2"/>
             <w:tcBorders>
               <w:top w:val="nil"/>
@@ -201,6 +219,7 @@
             </w:pPr>
             <w:r>
               <w:rPr>
+                <w:rFonts w:ascii="Aptos" w:hAnsi="Aptos" w:eastAsia="Aptos" w:cs="Aptos"/>
                 <w:color w:val="000000"/>
               </w:rPr>
               <w:t>% 02 saturation</w:t>
@@ -211,12 +230,11 @@
       <w:tr>
         <w:trPr>
           <w:gridAfter w:val="1"/>
-          <w:wAfter w:w="478" w:type="dxa"/>
-          <w:trHeight w:val="578"/>
+          <w:wAfter w:w="450" w:type="dxa"/>
         </w:trPr>
         <w:tc>
           <w:tcPr>
-            <w:tcW w:w="2291" w:type="dxa"/>
+            <w:tcW w:w="2160" w:type="dxa"/>
             <w:tcBorders>
               <w:top w:val="nil"/>
               <w:left w:val="nil"/>
@@ -247,12 +265,14 @@
             </w:pPr>
             <w:r>
               <w:rPr>
+                <w:rFonts w:ascii="Aptos" w:hAnsi="Aptos" w:eastAsia="Aptos" w:cs="Aptos"/>
                 <w:color w:val="000000"/>
               </w:rPr>
               <w:t>SpO</w:t>
             </w:r>
             <w:r>
               <w:rPr>
+                <w:rFonts w:ascii="Aptos" w:hAnsi="Aptos" w:eastAsia="Aptos" w:cs="Aptos"/>
                 <w:color w:val="000000"/>
                 <w:vertAlign w:val="subscript"/>
               </w:rPr>
@@ -260,6 +280,7 @@
             </w:r>
             <w:r>
               <w:rPr>
+                <w:rFonts w:ascii="Aptos" w:hAnsi="Aptos" w:eastAsia="Aptos" w:cs="Aptos"/>
                 <w:color w:val="000000"/>
               </w:rPr>
               <w:t xml:space="preserve"> reading (toe) =</w:t>
@@ -268,7 +289,7 @@
         </w:tc>
         <w:tc>
           <w:tcPr>
-            <w:tcW w:w="1069" w:type="dxa"/>
+            <w:tcW w:w="1008" w:type="dxa"/>
             <w:gridSpan w:val="2"/>
             <w:tcBorders>
               <w:left w:val="nil"/>
@@ -300,7 +321,7 @@
         </w:tc>
         <w:tc>
           <w:tcPr>
-            <w:tcW w:w="3306" w:type="dxa"/>
+            <w:tcW w:w="3117" w:type="dxa"/>
             <w:gridSpan w:val="2"/>
             <w:tcBorders>
               <w:top w:val="nil"/>
@@ -332,6 +353,7 @@
             </w:pPr>
             <w:r>
               <w:rPr>
+                <w:rFonts w:ascii="Aptos" w:hAnsi="Aptos" w:eastAsia="Aptos" w:cs="Aptos"/>
                 <w:color w:val="000000"/>
               </w:rPr>
               <w:t>% 02 saturation</w:t>
@@ -358,12 +380,14 @@
       </w:pPr>
       <w:r>
         <w:rPr>
+          <w:rFonts w:ascii="Aptos" w:hAnsi="Aptos" w:eastAsia="Aptos" w:cs="Aptos"/>
           <w:color w:val="000000"/>
         </w:rPr>
         <w:t>Can you think of some reasons why SpO</w:t>
       </w:r>
       <w:r>
         <w:rPr>
+          <w:rFonts w:ascii="Aptos" w:hAnsi="Aptos" w:eastAsia="Aptos" w:cs="Aptos"/>
           <w:color w:val="000000"/>
           <w:vertAlign w:val="subscript"/>
         </w:rPr>
@@ -371,6 +395,7 @@
       </w:r>
       <w:r>
         <w:rPr>
+          <w:rFonts w:ascii="Aptos" w:hAnsi="Aptos" w:eastAsia="Aptos" w:cs="Aptos"/>
           <w:color w:val="000000"/>
         </w:rPr>
         <w:t xml:space="preserve"> monitors may falsely report high or low oxygen saturation?</w:t>
@@ -393,6 +418,7 @@
       </w:pPr>
       <w:r>
         <w:rPr>
+          <w:rFonts w:ascii="Aptos" w:hAnsi="Aptos" w:eastAsia="Aptos" w:cs="Aptos"/>
           <w:color w:val="000000"/>
         </w:rPr>
         <w:t>What is oxygenation?</w:t>
@@ -415,6 +441,7 @@
       </w:pPr>
       <w:r>
         <w:rPr>
+          <w:rFonts w:ascii="Aptos" w:hAnsi="Aptos" w:eastAsia="Aptos" w:cs="Aptos"/>
           <w:color w:val="000000"/>
         </w:rPr>
         <w:t>What is respiration?</w:t>
@@ -437,6 +464,7 @@
       </w:pPr>
       <w:r>
         <w:rPr>
+          <w:rFonts w:ascii="Aptos" w:hAnsi="Aptos" w:eastAsia="Aptos" w:cs="Aptos"/>
           <w:color w:val="000000"/>
         </w:rPr>
         <w:t>What is ventilation?</w:t>
@@ -459,6 +487,7 @@
       </w:pPr>
       <w:r>
         <w:rPr>
+          <w:rFonts w:ascii="Aptos" w:hAnsi="Aptos" w:eastAsia="Aptos" w:cs="Aptos"/>
           <w:color w:val="000000"/>
         </w:rPr>
         <w:t>How do we observe, measure, and manage respiration?</w:t>
@@ -481,6 +510,7 @@
       </w:pPr>
       <w:r>
         <w:rPr>
+          <w:rFonts w:ascii="Aptos" w:hAnsi="Aptos" w:eastAsia="Aptos" w:cs="Aptos"/>
           <w:color w:val="000000"/>
         </w:rPr>
         <w:t>What is an oxygenation problem, and what might cause an oxygenation problem?</w:t>
@@ -503,6 +533,7 @@
       </w:pPr>
       <w:r>
         <w:rPr>
+          <w:rFonts w:ascii="Aptos" w:hAnsi="Aptos" w:eastAsia="Aptos" w:cs="Aptos"/>
           <w:color w:val="000000"/>
         </w:rPr>
         <w:t>How do we observe, measure, and manage oxygenation?</w:t>
@@ -533,9 +564,6 @@
         <w:gridCol w:w="432"/>
       </w:tblGrid>
       <w:tr>
-        <w:trPr>
-          <w:trHeight w:val="558"/>
-        </w:trPr>
         <w:tc>
           <w:tcPr>
             <w:tcW w:w="2592" w:type="dxa"/>
@@ -570,6 +598,7 @@
             </w:pPr>
             <w:r>
               <w:rPr>
+                <w:rFonts w:ascii="Aptos" w:hAnsi="Aptos" w:eastAsia="Aptos" w:cs="Aptos"/>
                 <w:color w:val="000000"/>
               </w:rPr>
               <w:t>Resting respiratory rate =</w:t>
@@ -643,6 +672,7 @@
             </w:pPr>
             <w:r>
               <w:rPr>
+                <w:rFonts w:ascii="Aptos" w:hAnsi="Aptos" w:eastAsia="Aptos" w:cs="Aptos"/>
                 <w:color w:val="000000"/>
               </w:rPr>
               <w:t>breaths per minute.</w:t>
@@ -683,6 +713,7 @@
             </w:pPr>
             <w:r>
               <w:rPr>
+                <w:rFonts w:ascii="Aptos" w:hAnsi="Aptos" w:eastAsia="Aptos" w:cs="Aptos"/>
                 <w:color w:val="000000"/>
               </w:rPr>
               <w:t>Quality:</w:t>
@@ -752,15 +783,17 @@
             </w:pPr>
             <w:r>
               <w:rPr>
+                <w:rFonts w:ascii="Aptos" w:hAnsi="Aptos" w:eastAsia="Aptos" w:cs="Aptos"/>
                 <w:color w:val="000000"/>
               </w:rPr>
               <w:t>After running stairs</w:t>
             </w:r>
             <w:r>
               <w:rPr>
-                <w:color w:val="000000"/>
-              </w:rPr>
-              <w:t>=</w:t>
+                <w:rFonts w:ascii="Aptos" w:hAnsi="Aptos" w:eastAsia="Aptos" w:cs="Aptos"/>
+                <w:color w:val="000000"/>
+              </w:rPr>
+              <w:t xml:space="preserve"> =</w:t>
             </w:r>
           </w:p>
         </w:tc>
@@ -830,6 +863,7 @@
             </w:pPr>
             <w:r>
               <w:rPr>
+                <w:rFonts w:ascii="Aptos" w:hAnsi="Aptos" w:eastAsia="Aptos" w:cs="Aptos"/>
                 <w:color w:val="000000"/>
               </w:rPr>
               <w:t>breaths per minute.</w:t>
@@ -870,6 +904,7 @@
             </w:pPr>
             <w:r>
               <w:rPr>
+                <w:rFonts w:ascii="Aptos" w:hAnsi="Aptos" w:eastAsia="Aptos" w:cs="Aptos"/>
                 <w:color w:val="000000"/>
               </w:rPr>
               <w:t>Quality:</w:t>
@@ -904,7 +939,6 @@
         <w:trPr>
           <w:gridAfter w:val="2"/>
           <w:wAfter w:w="576" w:type="dxa"/>
-          <w:trHeight w:val="539"/>
         </w:trPr>
         <w:tc>
           <w:tcPr>
@@ -939,6 +973,7 @@
             </w:pPr>
             <w:r>
               <w:rPr>
+                <w:rFonts w:ascii="Aptos" w:hAnsi="Aptos" w:eastAsia="Aptos" w:cs="Aptos"/>
                 <w:color w:val="000000"/>
               </w:rPr>
               <w:t>While lying down =</w:t>
@@ -1011,6 +1046,7 @@
             </w:pPr>
             <w:r>
               <w:rPr>
+                <w:rFonts w:ascii="Aptos" w:hAnsi="Aptos" w:eastAsia="Aptos" w:cs="Aptos"/>
                 <w:color w:val="000000"/>
               </w:rPr>
               <w:t>breaths per minute.</w:t>
@@ -1051,6 +1087,7 @@
             </w:pPr>
             <w:r>
               <w:rPr>
+                <w:rFonts w:ascii="Aptos" w:hAnsi="Aptos" w:eastAsia="Aptos" w:cs="Aptos"/>
                 <w:color w:val="000000"/>
               </w:rPr>
               <w:t>Quality:</w:t>
@@ -1099,12 +1136,14 @@
       </w:pPr>
       <w:r>
         <w:rPr>
+          <w:rFonts w:ascii="Aptos" w:hAnsi="Aptos" w:eastAsia="Aptos" w:cs="Aptos"/>
           <w:color w:val="000000"/>
         </w:rPr>
         <w:t xml:space="preserve">Listen to lung sounds on your partner on both sides, </w:t>
       </w:r>
       <w:r>
         <w:rPr>
+          <w:rFonts w:ascii="Aptos" w:hAnsi="Aptos" w:eastAsia="Aptos" w:cs="Aptos"/>
           <w:color w:val="000000"/>
         </w:rPr>
         <w:t>right and left and front and back.</w:t>
@@ -1117,13 +1156,13 @@
         <w:tblLook w:val="04A0" w:firstRow="1" w:lastRow="0" w:firstColumn="1" w:lastColumn="0" w:noHBand="0" w:noVBand="1"/>
       </w:tblPr>
       <w:tblGrid>
-        <w:gridCol w:w="2058"/>
-        <w:gridCol w:w="1079"/>
-        <w:gridCol w:w="1342"/>
-        <w:gridCol w:w="1203"/>
-        <w:gridCol w:w="1342"/>
-        <w:gridCol w:w="989"/>
-        <w:gridCol w:w="1337"/>
+        <w:gridCol w:w="2065"/>
+        <w:gridCol w:w="1080"/>
+        <w:gridCol w:w="1350"/>
+        <w:gridCol w:w="1170"/>
+        <w:gridCol w:w="1350"/>
+        <w:gridCol w:w="990"/>
+        <w:gridCol w:w="1345"/>
       </w:tblGrid>
       <w:tr>
         <w:trPr>
@@ -1143,10 +1182,10 @@
             </w:pPr>
             <w:r>
               <w:rPr>
+                <w:rFonts w:ascii="Aptos" w:hAnsi="Aptos" w:eastAsia="Aptos" w:cs="Aptos"/>
                 <w:color w:val="000000"/>
                 <w:sz w:val="24"/>
               </w:rPr>
-              <w:lastRenderedPageBreak/>
               <w:t>Lung sounds front</w:t>
             </w:r>
           </w:p>
@@ -1164,6 +1203,7 @@
             </w:pPr>
             <w:r>
               <w:rPr>
+                <w:rFonts w:ascii="Aptos" w:hAnsi="Aptos" w:eastAsia="Aptos" w:cs="Aptos"/>
                 <w:color w:val="000000"/>
                 <w:sz w:val="24"/>
               </w:rPr>
@@ -1197,6 +1237,7 @@
             </w:pPr>
             <w:r>
               <w:rPr>
+                <w:rFonts w:ascii="Aptos" w:hAnsi="Aptos" w:eastAsia="Aptos" w:cs="Aptos"/>
                 <w:color w:val="000000"/>
                 <w:sz w:val="24"/>
               </w:rPr>
@@ -1230,6 +1271,7 @@
             </w:pPr>
             <w:r>
               <w:rPr>
+                <w:rFonts w:ascii="Aptos" w:hAnsi="Aptos" w:eastAsia="Aptos" w:cs="Aptos"/>
                 <w:color w:val="000000"/>
                 <w:sz w:val="24"/>
               </w:rPr>
@@ -1269,6 +1311,7 @@
             </w:pPr>
             <w:r>
               <w:rPr>
+                <w:rFonts w:ascii="Aptos" w:hAnsi="Aptos" w:eastAsia="Aptos" w:cs="Aptos"/>
                 <w:color w:val="000000"/>
                 <w:sz w:val="24"/>
               </w:rPr>
@@ -1289,6 +1332,7 @@
             </w:pPr>
             <w:r>
               <w:rPr>
+                <w:rFonts w:ascii="Aptos" w:hAnsi="Aptos" w:eastAsia="Aptos" w:cs="Aptos"/>
                 <w:color w:val="000000"/>
                 <w:sz w:val="24"/>
               </w:rPr>
@@ -1322,6 +1366,7 @@
             </w:pPr>
             <w:r>
               <w:rPr>
+                <w:rFonts w:ascii="Aptos" w:hAnsi="Aptos" w:eastAsia="Aptos" w:cs="Aptos"/>
                 <w:color w:val="000000"/>
                 <w:sz w:val="24"/>
               </w:rPr>
@@ -1355,6 +1400,7 @@
             </w:pPr>
             <w:r>
               <w:rPr>
+                <w:rFonts w:ascii="Aptos" w:hAnsi="Aptos" w:eastAsia="Aptos" w:cs="Aptos"/>
                 <w:color w:val="000000"/>
                 <w:sz w:val="24"/>
               </w:rPr>
@@ -1393,6 +1439,7 @@
             </w:pPr>
             <w:r>
               <w:rPr>
+                <w:rFonts w:ascii="Aptos" w:hAnsi="Aptos" w:eastAsia="Aptos" w:cs="Aptos"/>
                 <w:color w:val="000000"/>
               </w:rPr>
               <w:t>Lung sounds right</w:t>
@@ -1411,6 +1458,7 @@
             </w:pPr>
             <w:r>
               <w:rPr>
+                <w:rFonts w:ascii="Aptos" w:hAnsi="Aptos" w:eastAsia="Aptos" w:cs="Aptos"/>
                 <w:color w:val="000000"/>
                 <w:sz w:val="24"/>
               </w:rPr>
@@ -1442,6 +1490,7 @@
             </w:pPr>
             <w:r>
               <w:rPr>
+                <w:rFonts w:ascii="Aptos" w:hAnsi="Aptos" w:eastAsia="Aptos" w:cs="Aptos"/>
                 <w:color w:val="000000"/>
                 <w:sz w:val="24"/>
               </w:rPr>
@@ -1473,6 +1522,7 @@
             </w:pPr>
             <w:r>
               <w:rPr>
+                <w:rFonts w:ascii="Aptos" w:hAnsi="Aptos" w:eastAsia="Aptos" w:cs="Aptos"/>
                 <w:color w:val="000000"/>
                 <w:sz w:val="24"/>
               </w:rPr>
@@ -1510,6 +1560,7 @@
             </w:pPr>
             <w:r>
               <w:rPr>
+                <w:rFonts w:ascii="Aptos" w:hAnsi="Aptos" w:eastAsia="Aptos" w:cs="Aptos"/>
                 <w:color w:val="000000"/>
               </w:rPr>
               <w:t>Lung sounds left</w:t>
@@ -1528,6 +1579,7 @@
             </w:pPr>
             <w:r>
               <w:rPr>
+                <w:rFonts w:ascii="Aptos" w:hAnsi="Aptos" w:eastAsia="Aptos" w:cs="Aptos"/>
                 <w:color w:val="000000"/>
                 <w:sz w:val="24"/>
               </w:rPr>
@@ -1559,6 +1611,7 @@
             </w:pPr>
             <w:r>
               <w:rPr>
+                <w:rFonts w:ascii="Aptos" w:hAnsi="Aptos" w:eastAsia="Aptos" w:cs="Aptos"/>
                 <w:color w:val="000000"/>
                 <w:sz w:val="24"/>
               </w:rPr>
@@ -1590,6 +1643,7 @@
             </w:pPr>
             <w:r>
               <w:rPr>
+                <w:rFonts w:ascii="Aptos" w:hAnsi="Aptos" w:eastAsia="Aptos" w:cs="Aptos"/>
                 <w:color w:val="000000"/>
                 <w:sz w:val="24"/>
               </w:rPr>
@@ -1639,8 +1693,10 @@
       </w:pPr>
       <w:r>
         <w:rPr>
+          <w:rFonts w:ascii="Aptos" w:hAnsi="Aptos" w:eastAsia="Aptos" w:cs="Aptos"/>
           <w:color w:val="000000"/>
         </w:rPr>
+        <w:lastRenderedPageBreak/>
         <w:t>How does oxygen get delivered throughout the body (mechanical or physiological process)?</w:t>
       </w:r>
     </w:p>
@@ -1661,6 +1717,7 @@
       </w:pPr>
       <w:r>
         <w:rPr>
+          <w:rFonts w:ascii="Aptos" w:hAnsi="Aptos" w:eastAsia="Aptos" w:cs="Aptos"/>
           <w:color w:val="000000"/>
         </w:rPr>
         <w:t>How is oxygen transferred and CO2 removed?</w:t>
@@ -1683,6 +1740,7 @@
       </w:pPr>
       <w:r>
         <w:rPr>
+          <w:rFonts w:ascii="Aptos" w:hAnsi="Aptos" w:eastAsia="Aptos" w:cs="Aptos"/>
           <w:color w:val="000000"/>
         </w:rPr>
         <w:t>What is a ventilation problem, and what might cause it?</w:t>
@@ -1705,6 +1763,7 @@
       </w:pPr>
       <w:r>
         <w:rPr>
+          <w:rFonts w:ascii="Aptos" w:hAnsi="Aptos" w:eastAsia="Aptos" w:cs="Aptos"/>
           <w:color w:val="000000"/>
         </w:rPr>
         <w:t>How do we observe, measure, and manage ventilation?</w:t>
@@ -1727,27 +1786,14 @@
       </w:pPr>
       <w:r>
         <w:rPr>
+          <w:rFonts w:ascii="Aptos" w:hAnsi="Aptos" w:eastAsia="Aptos" w:cs="Aptos"/>
           <w:color w:val="000000"/>
         </w:rPr>
-        <w:t xml:space="preserve">What is </w:t>
-      </w:r>
-      <w:proofErr w:type="gramStart"/>
-      <w:r>
-        <w:rPr>
-          <w:color w:val="000000"/>
-        </w:rPr>
-        <w:t>a respiration</w:t>
-      </w:r>
-      <w:proofErr w:type="gramEnd"/>
-      <w:r>
-        <w:rPr>
-          <w:color w:val="000000"/>
-        </w:rPr>
-        <w:t xml:space="preserve"> problem, and what might cause it?</w:t>
+        <w:t>What is a respiration problem, and what might cause it?</w:t>
       </w:r>
     </w:p>
     <w:sectPr>
-      <w:footerReference w:type="default" r:id="rId7"/>
+      <w:footerReference w:type="default" r:id="rId12"/>
       <w:pgSz w:w="12240" w:h="15840"/>
       <w:pgMar w:top="1440" w:right="1440" w:bottom="1440" w:left="1440" w:header="706" w:footer="706" w:gutter="0"/>
       <w:cols w:space="720"/>
@@ -1757,84 +1803,79 @@
 </w:document>
 </file>
 
-<file path=word/endnotes.xml><?xml version="1.0" encoding="utf-8"?>
-<w:endnotes xmlns:wpc="http://schemas.microsoft.com/office/word/2010/wordprocessingCanvas" xmlns:cx="http://schemas.microsoft.com/office/drawing/2014/chartex" xmlns:cx1="http://schemas.microsoft.com/office/drawing/2015/9/8/chartex" xmlns:cx2="http://schemas.microsoft.com/office/drawing/2015/10/21/chartex" xmlns:cx3="http://schemas.microsoft.com/office/drawing/2016/5/9/chartex" xmlns:cx4="http://schemas.microsoft.com/office/drawing/2016/5/10/chartex" xmlns:cx5="http://schemas.microsoft.com/office/drawing/2016/5/11/chartex" xmlns:cx6="http://schemas.microsoft.com/office/drawing/2016/5/12/chartex" xmlns:cx7="http://schemas.microsoft.com/office/drawing/2016/5/13/chartex" xmlns:cx8="http://schemas.microsoft.com/office/drawing/2016/5/14/chartex" xmlns:mc="http://schemas.openxmlformats.org/markup-compatibility/2006" xmlns:aink="http://schemas.microsoft.com/office/drawing/2016/ink" xmlns:am3d="http://schemas.microsoft.com/office/drawing/2017/model3d" xmlns:o="urn:schemas-microsoft-com:office:office" xmlns:oel="http://schemas.microsoft.com/office/2019/extlst" xmlns:r="http://schemas.openxmlformats.org/officeDocument/2006/relationships" xmlns:m="http://schemas.openxmlformats.org/officeDocument/2006/math" xmlns:v="urn:schemas-microsoft-com:vml" xmlns:wp14="http://schemas.microsoft.com/office/word/2010/wordprocessingDrawing" xmlns:wp="http://schemas.openxmlformats.org/drawingml/2006/wordprocessingDrawing" xmlns:w10="urn:schemas-microsoft-com:office:word" xmlns:w="http://schemas.openxmlformats.org/wordprocessingml/2006/main" xmlns:w14="http://schemas.microsoft.com/office/word/2010/wordml" xmlns:w15="http://schemas.microsoft.com/office/word/2012/wordml" xmlns:w16cei="http://schemas.microsoft.com/office/word/2026/wordml/cei" xmlns:w16cex="http://schemas.microsoft.com/office/word/2018/wordml/cex" xmlns:w16cid="http://schemas.microsoft.com/office/word/2016/wordml/cid" xmlns:w16="http://schemas.microsoft.com/office/word/2018/wordml" xmlns:w16du="http://schemas.microsoft.com/office/word/2023/wordml/word16du" xmlns:w16sdtdh="http://schemas.microsoft.com/office/word/2020/wordml/sdtdatahash" xmlns:w16sdtfl="http://schemas.microsoft.com/office/word/2024/wordml/sdtformatlock" xmlns:w16se="http://schemas.microsoft.com/office/word/2015/wordml/symex" xmlns:wpg="http://schemas.microsoft.com/office/word/2010/wordprocessingGroup" xmlns:wpi="http://schemas.microsoft.com/office/word/2010/wordprocessingInk" xmlns:wne="http://schemas.microsoft.com/office/word/2006/wordml" xmlns:wps="http://schemas.microsoft.com/office/word/2010/wordprocessingShape" mc:Ignorable="w14 w15 w16se w16cid w16 w16cex w16sdtdh w16sdtfl w16du wp14">
-  <w:endnote w:type="separator" w:id="-1">
+<file path=word/comments.xml><?xml version="1.0" encoding="utf-8"?>
+<w:comments xmlns:wpc="http://schemas.microsoft.com/office/word/2010/wordprocessingCanvas" xmlns:cx="http://schemas.microsoft.com/office/drawing/2014/chartex" xmlns:cx1="http://schemas.microsoft.com/office/drawing/2015/9/8/chartex" xmlns:cx2="http://schemas.microsoft.com/office/drawing/2015/10/21/chartex" xmlns:cx3="http://schemas.microsoft.com/office/drawing/2016/5/9/chartex" xmlns:cx4="http://schemas.microsoft.com/office/drawing/2016/5/10/chartex" xmlns:cx5="http://schemas.microsoft.com/office/drawing/2016/5/11/chartex" xmlns:cx6="http://schemas.microsoft.com/office/drawing/2016/5/12/chartex" xmlns:cx7="http://schemas.microsoft.com/office/drawing/2016/5/13/chartex" xmlns:cx8="http://schemas.microsoft.com/office/drawing/2016/5/14/chartex" xmlns:mc="http://schemas.openxmlformats.org/markup-compatibility/2006" xmlns:aink="http://schemas.microsoft.com/office/drawing/2016/ink" xmlns:am3d="http://schemas.microsoft.com/office/drawing/2017/model3d" xmlns:o="urn:schemas-microsoft-com:office:office" xmlns:oel="http://schemas.microsoft.com/office/2019/extlst" xmlns:r="http://schemas.openxmlformats.org/officeDocument/2006/relationships" xmlns:m="http://schemas.openxmlformats.org/officeDocument/2006/math" xmlns:v="urn:schemas-microsoft-com:vml" xmlns:wp14="http://schemas.microsoft.com/office/word/2010/wordprocessingDrawing" xmlns:wp="http://schemas.openxmlformats.org/drawingml/2006/wordprocessingDrawing" xmlns:w10="urn:schemas-microsoft-com:office:word" xmlns:w="http://schemas.openxmlformats.org/wordprocessingml/2006/main" xmlns:w14="http://schemas.microsoft.com/office/word/2010/wordml" xmlns:w15="http://schemas.microsoft.com/office/word/2012/wordml" xmlns:w16cei="http://schemas.microsoft.com/office/word/2026/wordml/cei" xmlns:w16cex="http://schemas.microsoft.com/office/word/2018/wordml/cex" xmlns:w16cid="http://schemas.microsoft.com/office/word/2016/wordml/cid" xmlns:w16="http://schemas.microsoft.com/office/word/2018/wordml" xmlns:w16du="http://schemas.microsoft.com/office/word/2023/wordml/word16du" xmlns:w16sdtdh="http://schemas.microsoft.com/office/word/2020/wordml/sdtdatahash" xmlns:w16sdtfl="http://schemas.microsoft.com/office/word/2024/wordml/sdtformatlock" xmlns:w16se="http://schemas.microsoft.com/office/word/2015/wordml/symex" xmlns:wpg="http://schemas.microsoft.com/office/word/2010/wordprocessingGroup" xmlns:wpi="http://schemas.microsoft.com/office/word/2010/wordprocessingInk" xmlns:wne="http://schemas.microsoft.com/office/word/2006/wordml" xmlns:wps="http://schemas.microsoft.com/office/word/2010/wordprocessingShape" mc:Ignorable="w14 w15 w16se w16cid w16 w16cex w16sdtdh w16sdtfl w16du wp14">
+  <w:comment w:id="0" w:author="Anna Seaman" w:date="2026-08-14T09:12:00Z" w:initials="AS">
     <w:p>
+      <w:pPr>
+        <w:pStyle w:val="CommentText"/>
+      </w:pPr>
       <w:r>
-        <w:separator/>
+        <w:rPr>
+          <w:rStyle w:val="CommentReference"/>
+        </w:rPr>
+        <w:annotationRef/>
+      </w:r>
+      <w:r>
+        <w:rPr>
+          <w:rFonts w:ascii="Aptos" w:hAnsi="Aptos" w:eastAsia="Aptos" w:cs="Aptos"/>
+        </w:rPr>
+        <w:t>Claire: Check that this credit line appears in your build.</w:t>
       </w:r>
     </w:p>
-  </w:endnote>
-  <w:endnote w:type="continuationSeparator" w:id="0">
-    <w:p>
-      <w:r>
-        <w:continuationSeparator/>
-      </w:r>
-    </w:p>
-  </w:endnote>
-</w:endnotes>
+  </w:comment>
+</w:comments>
+</file>
+
+<file path=word/commentsExtended.xml><?xml version="1.0" encoding="utf-8"?>
+<w15:commentsEx xmlns:wpc="http://schemas.microsoft.com/office/word/2010/wordprocessingCanvas" xmlns:cx="http://schemas.microsoft.com/office/drawing/2014/chartex" xmlns:cx1="http://schemas.microsoft.com/office/drawing/2015/9/8/chartex" xmlns:cx2="http://schemas.microsoft.com/office/drawing/2015/10/21/chartex" xmlns:cx3="http://schemas.microsoft.com/office/drawing/2016/5/9/chartex" xmlns:cx4="http://schemas.microsoft.com/office/drawing/2016/5/10/chartex" xmlns:cx5="http://schemas.microsoft.com/office/drawing/2016/5/11/chartex" xmlns:cx6="http://schemas.microsoft.com/office/drawing/2016/5/12/chartex" xmlns:cx7="http://schemas.microsoft.com/office/drawing/2016/5/13/chartex" xmlns:cx8="http://schemas.microsoft.com/office/drawing/2016/5/14/chartex" xmlns:mc="http://schemas.openxmlformats.org/markup-compatibility/2006" xmlns:aink="http://schemas.microsoft.com/office/drawing/2016/ink" xmlns:am3d="http://schemas.microsoft.com/office/drawing/2017/model3d" xmlns:o="urn:schemas-microsoft-com:office:office" xmlns:oel="http://schemas.microsoft.com/office/2019/extlst" xmlns:r="http://schemas.openxmlformats.org/officeDocument/2006/relationships" xmlns:m="http://schemas.openxmlformats.org/officeDocument/2006/math" xmlns:v="urn:schemas-microsoft-com:vml" xmlns:wp14="http://schemas.microsoft.com/office/word/2010/wordprocessingDrawing" xmlns:wp="http://schemas.openxmlformats.org/drawingml/2006/wordprocessingDrawing" xmlns:w10="urn:schemas-microsoft-com:office:word" xmlns:w="http://schemas.openxmlformats.org/wordprocessingml/2006/main" xmlns:w14="http://schemas.microsoft.com/office/word/2010/wordml" xmlns:w15="http://schemas.microsoft.com/office/word/2012/wordml" xmlns:w16cei="http://schemas.microsoft.com/office/word/2026/wordml/cei" xmlns:w16cex="http://schemas.microsoft.com/office/word/2018/wordml/cex" xmlns:w16cid="http://schemas.microsoft.com/office/word/2016/wordml/cid" xmlns:w16="http://schemas.microsoft.com/office/word/2018/wordml" xmlns:w16du="http://schemas.microsoft.com/office/word/2023/wordml/word16du" xmlns:w16sdtdh="http://schemas.microsoft.com/office/word/2020/wordml/sdtdatahash" xmlns:w16sdtfl="http://schemas.microsoft.com/office/word/2024/wordml/sdtformatlock" xmlns:w16se="http://schemas.microsoft.com/office/word/2015/wordml/symex" xmlns:wpg="http://schemas.microsoft.com/office/word/2010/wordprocessingGroup" xmlns:wpi="http://schemas.microsoft.com/office/word/2010/wordprocessingInk" xmlns:wne="http://schemas.microsoft.com/office/word/2006/wordml" xmlns:wps="http://schemas.microsoft.com/office/word/2010/wordprocessingShape" mc:Ignorable="w14 w15 w16se w16cid w16 w16cex w16sdtdh w16sdtfl w16du wp14">
+  <w15:commentEx w15:paraId="4E7A4C7B" w15:done="0"/>
+</w15:commentsEx>
+</file>
+
+<file path=word/commentsExtensible.xml><?xml version="1.0" encoding="utf-8"?>
+<w16cex:commentsExtensible xmlns:wpc="http://schemas.microsoft.com/office/word/2010/wordprocessingCanvas" xmlns:cx="http://schemas.microsoft.com/office/drawing/2014/chartex" xmlns:cx1="http://schemas.microsoft.com/office/drawing/2015/9/8/chartex" xmlns:cx2="http://schemas.microsoft.com/office/drawing/2015/10/21/chartex" xmlns:cx3="http://schemas.microsoft.com/office/drawing/2016/5/9/chartex" xmlns:cx4="http://schemas.microsoft.com/office/drawing/2016/5/10/chartex" xmlns:cx5="http://schemas.microsoft.com/office/drawing/2016/5/11/chartex" xmlns:cx6="http://schemas.microsoft.com/office/drawing/2016/5/12/chartex" xmlns:cx7="http://schemas.microsoft.com/office/drawing/2016/5/13/chartex" xmlns:cx8="http://schemas.microsoft.com/office/drawing/2016/5/14/chartex" xmlns:cr="http://schemas.microsoft.com/office/comments/2020/reactions" xmlns:mc="http://schemas.openxmlformats.org/markup-compatibility/2006" xmlns:aink="http://schemas.microsoft.com/office/drawing/2016/ink" xmlns:am3d="http://schemas.microsoft.com/office/drawing/2017/model3d" xmlns:o="urn:schemas-microsoft-com:office:office" xmlns:oel="http://schemas.microsoft.com/office/2019/extlst" xmlns:r="http://schemas.openxmlformats.org/officeDocument/2006/relationships" xmlns:m="http://schemas.openxmlformats.org/officeDocument/2006/math" xmlns:v="urn:schemas-microsoft-com:vml" xmlns:wp14="http://schemas.microsoft.com/office/word/2010/wordprocessingDrawing" xmlns:wp="http://schemas.openxmlformats.org/drawingml/2006/wordprocessingDrawing" xmlns:w10="urn:schemas-microsoft-com:office:word" xmlns:w="http://schemas.openxmlformats.org/wordprocessingml/2006/main" xmlns:w14="http://schemas.microsoft.com/office/word/2010/wordml" xmlns:w15="http://schemas.microsoft.com/office/word/2012/wordml" xmlns:w16cei="http://schemas.microsoft.com/office/word/2026/wordml/cei" xmlns:w16cex="http://schemas.microsoft.com/office/word/2018/wordml/cex" xmlns:w16cid="http://schemas.microsoft.com/office/word/2016/wordml/cid" xmlns:w16="http://schemas.microsoft.com/office/word/2018/wordml" xmlns:w16du="http://schemas.microsoft.com/office/word/2023/wordml/word16du" xmlns:w16sdtdh="http://schemas.microsoft.com/office/word/2020/wordml/sdtdatahash" xmlns:w16sdtfl="http://schemas.microsoft.com/office/word/2024/wordml/sdtformatlock" xmlns:w16se="http://schemas.microsoft.com/office/word/2015/wordml/symex" xmlns:wpg="http://schemas.microsoft.com/office/word/2010/wordprocessingGroup" xmlns:wpi="http://schemas.microsoft.com/office/word/2010/wordprocessingInk" xmlns:wne="http://schemas.microsoft.com/office/word/2006/wordml" xmlns:wps="http://schemas.microsoft.com/office/word/2010/wordprocessingShape" mc:Ignorable="w14 w15 w16se w16cid w16 w16cex w16sdtdh w16sdtfl cr w16du wp14">
+  <w16cex:commentExtensible w16cex:durableId="14EA5C7F" w16cex:dateUtc="2026-08-14T14:12:00Z"/>
+</w16cex:commentsExtensible>
+</file>
+
+<file path=word/commentsIds.xml><?xml version="1.0" encoding="utf-8"?>
+<w16cid:commentsIds xmlns:wpc="http://schemas.microsoft.com/office/word/2010/wordprocessingCanvas" xmlns:cx="http://schemas.microsoft.com/office/drawing/2014/chartex" xmlns:cx1="http://schemas.microsoft.com/office/drawing/2015/9/8/chartex" xmlns:cx2="http://schemas.microsoft.com/office/drawing/2015/10/21/chartex" xmlns:cx3="http://schemas.microsoft.com/office/drawing/2016/5/9/chartex" xmlns:cx4="http://schemas.microsoft.com/office/drawing/2016/5/10/chartex" xmlns:cx5="http://schemas.microsoft.com/office/drawing/2016/5/11/chartex" xmlns:cx6="http://schemas.microsoft.com/office/drawing/2016/5/12/chartex" xmlns:cx7="http://schemas.microsoft.com/office/drawing/2016/5/13/chartex" xmlns:cx8="http://schemas.microsoft.com/office/drawing/2016/5/14/chartex" xmlns:mc="http://schemas.openxmlformats.org/markup-compatibility/2006" xmlns:aink="http://schemas.microsoft.com/office/drawing/2016/ink" xmlns:am3d="http://schemas.microsoft.com/office/drawing/2017/model3d" xmlns:o="urn:schemas-microsoft-com:office:office" xmlns:oel="http://schemas.microsoft.com/office/2019/extlst" xmlns:r="http://schemas.openxmlformats.org/officeDocument/2006/relationships" xmlns:m="http://schemas.openxmlformats.org/officeDocument/2006/math" xmlns:v="urn:schemas-microsoft-com:vml" xmlns:wp14="http://schemas.microsoft.com/office/word/2010/wordprocessingDrawing" xmlns:wp="http://schemas.openxmlformats.org/drawingml/2006/wordprocessingDrawing" xmlns:w10="urn:schemas-microsoft-com:office:word" xmlns:w="http://schemas.openxmlformats.org/wordprocessingml/2006/main" xmlns:w14="http://schemas.microsoft.com/office/word/2010/wordml" xmlns:w15="http://schemas.microsoft.com/office/word/2012/wordml" xmlns:w16cei="http://schemas.microsoft.com/office/word/2026/wordml/cei" xmlns:w16cex="http://schemas.microsoft.com/office/word/2018/wordml/cex" xmlns:w16cid="http://schemas.microsoft.com/office/word/2016/wordml/cid" xmlns:w16="http://schemas.microsoft.com/office/word/2018/wordml" xmlns:w16du="http://schemas.microsoft.com/office/word/2023/wordml/word16du" xmlns:w16sdtdh="http://schemas.microsoft.com/office/word/2020/wordml/sdtdatahash" xmlns:w16sdtfl="http://schemas.microsoft.com/office/word/2024/wordml/sdtformatlock" xmlns:w16se="http://schemas.microsoft.com/office/word/2015/wordml/symex" xmlns:wpg="http://schemas.microsoft.com/office/word/2010/wordprocessingGroup" xmlns:wpi="http://schemas.microsoft.com/office/word/2010/wordprocessingInk" xmlns:wne="http://schemas.microsoft.com/office/word/2006/wordml" xmlns:wps="http://schemas.microsoft.com/office/word/2010/wordprocessingShape" mc:Ignorable="w14 w15 w16se w16cid w16 w16cex w16sdtdh w16sdtfl w16du wp14">
+  <w16cid:commentId w16cid:paraId="4E7A4C7B" w16cid:durableId="14EA5C7F"/>
+</w16cid:commentsIds>
 </file>
 
 <file path=word/footer1.xml><?xml version="1.0" encoding="utf-8"?>
-<w:ftr xmlns:wpc="http://schemas.microsoft.com/office/word/2010/wordprocessingCanvas" xmlns:cx="http://schemas.microsoft.com/office/drawing/2014/chartex" xmlns:cx1="http://schemas.microsoft.com/office/drawing/2015/9/8/chartex" xmlns:cx2="http://schemas.microsoft.com/office/drawing/2015/10/21/chartex" xmlns:cx3="http://schemas.microsoft.com/office/drawing/2016/5/9/chartex" xmlns:cx4="http://schemas.microsoft.com/office/drawing/2016/5/10/chartex" xmlns:cx5="http://schemas.microsoft.com/office/drawing/2016/5/11/chartex" xmlns:cx6="http://schemas.microsoft.com/office/drawing/2016/5/12/chartex" xmlns:cx7="http://schemas.microsoft.com/office/drawing/2016/5/13/chartex" xmlns:cx8="http://schemas.microsoft.com/office/drawing/2016/5/14/chartex" xmlns:mc="http://schemas.openxmlformats.org/markup-compatibility/2006" xmlns:aink="http://schemas.microsoft.com/office/drawing/2016/ink" xmlns:am3d="http://schemas.microsoft.com/office/drawing/2017/model3d" xmlns:o="urn:schemas-microsoft-com:office:office" xmlns:oel="http://schemas.microsoft.com/office/2019/extlst" xmlns:r="http://schemas.openxmlformats.org/officeDocument/2006/relationships" xmlns:m="http://schemas.openxmlformats.org/officeDocument/2006/math" xmlns:v="urn:schemas-microsoft-com:vml" xmlns:wp14="http://schemas.microsoft.com/office/word/2010/wordprocessingDrawing" xmlns:wp="http://schemas.openxmlformats.org/drawingml/2006/wordprocessingDrawing" xmlns:w10="urn:schemas-microsoft-com:office:word" xmlns:w="http://schemas.openxmlformats.org/wordprocessingml/2006/main" xmlns:w14="http://schemas.microsoft.com/office/word/2010/wordml" xmlns:w15="http://schemas.microsoft.com/office/word/2012/wordml" xmlns:w16cei="http://schemas.microsoft.com/office/word/2026/wordml/cei" xmlns:w16cex="http://schemas.microsoft.com/office/word/2018/wordml/cex" xmlns:w16cid="http://schemas.microsoft.com/office/word/2016/wordml/cid" xmlns:w16="http://schemas.microsoft.com/office/word/2018/wordml" xmlns:w16du="http://schemas.microsoft.com/office/word/2023/wordml/word16du" xmlns:w16sdtdh="http://schemas.microsoft.com/office/word/2020/wordml/sdtdatahash" xmlns:w16sdtfl="http://schemas.microsoft.com/office/word/2024/wordml/sdtformatlock" xmlns:w16se="http://schemas.microsoft.com/office/word/2015/wordml/symex" xmlns:wpg="http://schemas.microsoft.com/office/word/2010/wordprocessingGroup" xmlns:wpi="http://schemas.microsoft.com/office/word/2010/wordprocessingInk" xmlns:wne="http://schemas.microsoft.com/office/word/2006/wordml" xmlns:wps="http://schemas.microsoft.com/office/word/2010/wordprocessingShape" mc:Ignorable="w14 w15 w16se w16cid w16 w16cex w16sdtdh w16sdtfl w16du wp14">
+<w:ftr xmlns:m="http://schemas.openxmlformats.org/officeDocument/2006/math" xmlns:mc="http://schemas.openxmlformats.org/markup-compatibility/2006" xmlns:mo="http://schemas.microsoft.com/office/mac/office/2008/main" xmlns:mv="urn:schemas-microsoft-com:mac:vml" xmlns:o="urn:schemas-microsoft-com:office:office" xmlns:r="http://schemas.openxmlformats.org/officeDocument/2006/relationships" xmlns:v="urn:schemas-microsoft-com:vml" xmlns:w10="urn:schemas-microsoft-com:office:word" xmlns:w14="http://schemas.microsoft.com/office/word/2010/wordml" xmlns:w="http://schemas.openxmlformats.org/wordprocessingml/2006/main" xmlns:wne="http://schemas.microsoft.com/office/word/2006/wordml" xmlns:wp14="http://schemas.microsoft.com/office/word/2010/wordprocessingDrawing" xmlns:wp="http://schemas.openxmlformats.org/drawingml/2006/wordprocessingDrawing" xmlns:wpc="http://schemas.microsoft.com/office/word/2010/wordprocessingCanvas" xmlns:wpg="http://schemas.microsoft.com/office/word/2010/wordprocessingGroup" xmlns:wpi="http://schemas.microsoft.com/office/word/2010/wordprocessingInk" xmlns:wps="http://schemas.microsoft.com/office/word/2010/wordprocessingShape" mc:Ignorable="w14 wp14">
   <w:p>
+    <w:pPr>
+      <w:spacing w:line="240" w:lineRule="auto" w:before="0" w:after="0"/>
+      <w:jc w:val="left"/>
+    </w:pPr>
     <w:r>
       <w:rPr>
+        <w:rFonts w:ascii="Aptos" w:hAnsi="Aptos" w:eastAsia="Aptos" w:cs="Aptos"/>
         <w:sz w:val="18"/>
       </w:rPr>
       <w:t xml:space="preserve">From J.M. Larson and H.L. Stedge, </w:t>
     </w:r>
     <w:r>
       <w:rPr>
+        <w:rFonts w:ascii="Aptos" w:hAnsi="Aptos" w:eastAsia="Aptos" w:cs="Aptos"/>
         <w:i/>
         <w:sz w:val="18"/>
       </w:rPr>
-      <w:t xml:space="preserve">Clinical Simulations for the Athletic Trainer </w:t>
-    </w:r>
-    <w:proofErr w:type="spellStart"/>
-    <w:r>
-      <w:rPr>
-        <w:i/>
-        <w:sz w:val="18"/>
-      </w:rPr>
-      <w:t>HKPropel</w:t>
-    </w:r>
-    <w:proofErr w:type="spellEnd"/>
-    <w:r>
-      <w:rPr>
-        <w:i/>
-        <w:sz w:val="18"/>
-      </w:rPr>
-      <w:t xml:space="preserve"> Access</w:t>
+      <w:t>Clinical Simulations for the Athletic Trainer HKPropel Access</w:t>
     </w:r>
     <w:r>
       <w:rPr>
+        <w:rFonts w:ascii="Aptos" w:hAnsi="Aptos" w:eastAsia="Aptos" w:cs="Aptos"/>
         <w:sz w:val="18"/>
       </w:rPr>
       <w:t xml:space="preserve"> (Human Kinetics, 2027).</w:t>
     </w:r>
   </w:p>
 </w:ftr>
-</file>
-
-<file path=word/footnotes.xml><?xml version="1.0" encoding="utf-8"?>
-<w:footnotes xmlns:wpc="http://schemas.microsoft.com/office/word/2010/wordprocessingCanvas" xmlns:cx="http://schemas.microsoft.com/office/drawing/2014/chartex" xmlns:cx1="http://schemas.microsoft.com/office/drawing/2015/9/8/chartex" xmlns:cx2="http://schemas.microsoft.com/office/drawing/2015/10/21/chartex" xmlns:cx3="http://schemas.microsoft.com/office/drawing/2016/5/9/chartex" xmlns:cx4="http://schemas.microsoft.com/office/drawing/2016/5/10/chartex" xmlns:cx5="http://schemas.microsoft.com/office/drawing/2016/5/11/chartex" xmlns:cx6="http://schemas.microsoft.com/office/drawing/2016/5/12/chartex" xmlns:cx7="http://schemas.microsoft.com/office/drawing/2016/5/13/chartex" xmlns:cx8="http://schemas.microsoft.com/office/drawing/2016/5/14/chartex" xmlns:mc="http://schemas.openxmlformats.org/markup-compatibility/2006" xmlns:aink="http://schemas.microsoft.com/office/drawing/2016/ink" xmlns:am3d="http://schemas.microsoft.com/office/drawing/2017/model3d" xmlns:o="urn:schemas-microsoft-com:office:office" xmlns:oel="http://schemas.microsoft.com/office/2019/extlst" xmlns:r="http://schemas.openxmlformats.org/officeDocument/2006/relationships" xmlns:m="http://schemas.openxmlformats.org/officeDocument/2006/math" xmlns:v="urn:schemas-microsoft-com:vml" xmlns:wp14="http://schemas.microsoft.com/office/word/2010/wordprocessingDrawing" xmlns:wp="http://schemas.openxmlformats.org/drawingml/2006/wordprocessingDrawing" xmlns:w10="urn:schemas-microsoft-com:office:word" xmlns:w="http://schemas.openxmlformats.org/wordprocessingml/2006/main" xmlns:w14="http://schemas.microsoft.com/office/word/2010/wordml" xmlns:w15="http://schemas.microsoft.com/office/word/2012/wordml" xmlns:w16cei="http://schemas.microsoft.com/office/word/2026/wordml/cei" xmlns:w16cex="http://schemas.microsoft.com/office/word/2018/wordml/cex" xmlns:w16cid="http://schemas.microsoft.com/office/word/2016/wordml/cid" xmlns:w16="http://schemas.microsoft.com/office/word/2018/wordml" xmlns:w16du="http://schemas.microsoft.com/office/word/2023/wordml/word16du" xmlns:w16sdtdh="http://schemas.microsoft.com/office/word/2020/wordml/sdtdatahash" xmlns:w16sdtfl="http://schemas.microsoft.com/office/word/2024/wordml/sdtformatlock" xmlns:w16se="http://schemas.microsoft.com/office/word/2015/wordml/symex" xmlns:wpg="http://schemas.microsoft.com/office/word/2010/wordprocessingGroup" xmlns:wpi="http://schemas.microsoft.com/office/word/2010/wordprocessingInk" xmlns:wne="http://schemas.microsoft.com/office/word/2006/wordml" xmlns:wps="http://schemas.microsoft.com/office/word/2010/wordprocessingShape" mc:Ignorable="w14 w15 w16se w16cid w16 w16cex w16sdtdh w16sdtfl w16du wp14">
-  <w:footnote w:type="separator" w:id="-1">
-    <w:p>
-      <w:r>
-        <w:separator/>
-      </w:r>
-    </w:p>
-  </w:footnote>
-  <w:footnote w:type="continuationSeparator" w:id="0">
-    <w:p>
-      <w:r>
-        <w:continuationSeparator/>
-      </w:r>
-    </w:p>
-  </w:footnote>
-</w:footnotes>
 </file>
 
 <file path=word/numbering.xml><?xml version="1.0" encoding="utf-8"?>
@@ -5549,6 +5590,14 @@
     <w:abstractNumId w:val="16"/>
   </w:num>
 </w:numbering>
+</file>
+
+<file path=word/people.xml><?xml version="1.0" encoding="utf-8"?>
+<w15:people xmlns:wpc="http://schemas.microsoft.com/office/word/2010/wordprocessingCanvas" xmlns:cx="http://schemas.microsoft.com/office/drawing/2014/chartex" xmlns:cx1="http://schemas.microsoft.com/office/drawing/2015/9/8/chartex" xmlns:cx2="http://schemas.microsoft.com/office/drawing/2015/10/21/chartex" xmlns:cx3="http://schemas.microsoft.com/office/drawing/2016/5/9/chartex" xmlns:cx4="http://schemas.microsoft.com/office/drawing/2016/5/10/chartex" xmlns:cx5="http://schemas.microsoft.com/office/drawing/2016/5/11/chartex" xmlns:cx6="http://schemas.microsoft.com/office/drawing/2016/5/12/chartex" xmlns:cx7="http://schemas.microsoft.com/office/drawing/2016/5/13/chartex" xmlns:cx8="http://schemas.microsoft.com/office/drawing/2016/5/14/chartex" xmlns:mc="http://schemas.openxmlformats.org/markup-compatibility/2006" xmlns:aink="http://schemas.microsoft.com/office/drawing/2016/ink" xmlns:am3d="http://schemas.microsoft.com/office/drawing/2017/model3d" xmlns:o="urn:schemas-microsoft-com:office:office" xmlns:oel="http://schemas.microsoft.com/office/2019/extlst" xmlns:r="http://schemas.openxmlformats.org/officeDocument/2006/relationships" xmlns:m="http://schemas.openxmlformats.org/officeDocument/2006/math" xmlns:v="urn:schemas-microsoft-com:vml" xmlns:wp14="http://schemas.microsoft.com/office/word/2010/wordprocessingDrawing" xmlns:wp="http://schemas.openxmlformats.org/drawingml/2006/wordprocessingDrawing" xmlns:w10="urn:schemas-microsoft-com:office:word" xmlns:w="http://schemas.openxmlformats.org/wordprocessingml/2006/main" xmlns:w14="http://schemas.microsoft.com/office/word/2010/wordml" xmlns:w15="http://schemas.microsoft.com/office/word/2012/wordml" xmlns:w16cei="http://schemas.microsoft.com/office/word/2026/wordml/cei" xmlns:w16cex="http://schemas.microsoft.com/office/word/2018/wordml/cex" xmlns:w16cid="http://schemas.microsoft.com/office/word/2016/wordml/cid" xmlns:w16="http://schemas.microsoft.com/office/word/2018/wordml" xmlns:w16du="http://schemas.microsoft.com/office/word/2023/wordml/word16du" xmlns:w16sdtdh="http://schemas.microsoft.com/office/word/2020/wordml/sdtdatahash" xmlns:w16sdtfl="http://schemas.microsoft.com/office/word/2024/wordml/sdtformatlock" xmlns:w16se="http://schemas.microsoft.com/office/word/2015/wordml/symex" xmlns:wpg="http://schemas.microsoft.com/office/word/2010/wordprocessingGroup" xmlns:wpi="http://schemas.microsoft.com/office/word/2010/wordprocessingInk" xmlns:wne="http://schemas.microsoft.com/office/word/2006/wordml" xmlns:wps="http://schemas.microsoft.com/office/word/2010/wordprocessingShape" mc:Ignorable="w14 w15 w16se w16cid w16 w16cex w16sdtdh w16sdtfl w16du wp14">
+  <w15:person w15:author="Anna Seaman">
+    <w15:presenceInfo w15:providerId="AD" w15:userId="S::AnnaS@hkusa.com::713ab380-bdda-4997-81d0-fa539102c996"/>
+  </w15:person>
+</w15:people>
 </file>
 
 <file path=word/styles.xml><?xml version="1.0" encoding="utf-8"?>
@@ -6593,7 +6642,6 @@
     <w:basedOn w:val="Normal"/>
     <w:link w:val="CommentTextChar"/>
     <w:uiPriority w:val="99"/>
-    <w:semiHidden/>
     <w:unhideWhenUsed/>
     <w:rPr>
       <w:sz w:val="20"/>
@@ -6605,7 +6653,6 @@
     <w:basedOn w:val="DefaultParagraphFont"/>
     <w:link w:val="CommentText"/>
     <w:uiPriority w:val="99"/>
-    <w:semiHidden/>
     <w:rPr>
       <w:rFonts w:ascii="Times New Roman" w:eastAsia="Times New Roman" w:hAnsi="Times New Roman" w:cs="Times New Roman"/>
       <w:kern w:val="0"/>
@@ -6658,6 +6705,37 @@
     <w:rPr>
       <w:i/>
       <w:iCs/>
+    </w:rPr>
+  </w:style>
+  <w:style w:type="paragraph" w:styleId="CommentSubject">
+    <w:name w:val="annotation subject"/>
+    <w:basedOn w:val="CommentText"/>
+    <w:next w:val="CommentText"/>
+    <w:link w:val="CommentSubjectChar"/>
+    <w:uiPriority w:val="99"/>
+    <w:semiHidden/>
+    <w:unhideWhenUsed/>
+    <w:rsid w:val="00E9271C"/>
+    <w:rPr>
+      <w:b/>
+      <w:bCs/>
+    </w:rPr>
+  </w:style>
+  <w:style w:type="character" w:customStyle="1" w:styleId="CommentSubjectChar">
+    <w:name w:val="Comment Subject Char"/>
+    <w:basedOn w:val="CommentTextChar"/>
+    <w:link w:val="CommentSubject"/>
+    <w:uiPriority w:val="99"/>
+    <w:semiHidden/>
+    <w:rsid w:val="00E9271C"/>
+    <w:rPr>
+      <w:rFonts w:ascii="Times New Roman" w:eastAsia="Times New Roman" w:hAnsi="Times New Roman" w:cs="Times New Roman"/>
+      <w:b/>
+      <w:bCs/>
+      <w:kern w:val="0"/>
+      <w:sz w:val="20"/>
+      <w:szCs w:val="20"/>
+      <w14:ligatures w14:val="none"/>
     </w:rPr>
   </w:style>
 </w:styles>
